--- a/conversational_pharases/2026-03-12.docx
+++ b/conversational_pharases/2026-03-12.docx
@@ -5,10 +5,6 @@
     <w:p>
       <w:pPr>
         <w:pStyle w:val="ListParagraph"/>
-        <w:numPr>
-          <w:ilvl w:val="0"/>
-          <w:numId w:val="1"/>
-        </w:numPr>
       </w:pPr>
       <w:r>
         <w:t>Hello.(Xin chào)</w:t>
@@ -158,7 +154,13 @@
         </w:numPr>
       </w:pPr>
       <w:r>
-        <w:t>I am sĩ years old.(Tôi 6 tuổi)</w:t>
+        <w:t>I am s</w:t>
+      </w:r>
+      <w:r>
+        <w:t>ĩ</w:t>
+      </w:r>
+      <w:r>
+        <w:t xml:space="preserve"> years old.(Tôi 6 tuổi)</w:t>
       </w:r>
     </w:p>
     <w:p>
@@ -218,7 +220,13 @@
         </w:numPr>
       </w:pPr>
       <w:r>
-        <w:t>She is my sister. (Đây là chj/em gái của tôi)</w:t>
+        <w:t>She is my sister. (Đây là ch</w:t>
+      </w:r>
+      <w:r>
+        <w:t>i</w:t>
+      </w:r>
+      <w:r>
+        <w:t>/em gái của tôi)</w:t>
       </w:r>
     </w:p>
     <w:p>
@@ -242,7 +250,13 @@
         </w:numPr>
       </w:pPr>
       <w:r>
-        <w:t>You are melcome.(Cảm ơn bạn)</w:t>
+        <w:t xml:space="preserve">You are </w:t>
+      </w:r>
+      <w:r>
+        <w:t>w</w:t>
+      </w:r>
+      <w:r>
+        <w:t>elcome.(Cảm ơn bạn)</w:t>
       </w:r>
     </w:p>
     <w:p>
@@ -329,7 +343,13 @@
         </w:numPr>
       </w:pPr>
       <w:r>
-        <w:t>Thát is a dog. (Kia là một con chó)</w:t>
+        <w:t>Th</w:t>
+      </w:r>
+      <w:r>
+        <w:t>at</w:t>
+      </w:r>
+      <w:r>
+        <w:t xml:space="preserve"> is a dog. (Kia là một con chó)</w:t>
       </w:r>
     </w:p>
     <w:p>
@@ -353,7 +373,7 @@
         </w:numPr>
       </w:pPr>
       <w:r>
-        <w:t>I lide ice cream. (Tôi thích kiem</w:t>
+        <w:t>I lide ice cream. (Tôi thích kem</w:t>
       </w:r>
     </w:p>
     <w:p>
@@ -489,19 +509,37 @@
         </w:numPr>
       </w:pPr>
       <w:r>
-        <w:t>Let’s o home. (Chúng ta về nhà)</w:t>
-      </w:r>
-    </w:p>
-    <w:p>
-      <w:pPr>
-        <w:pStyle w:val="ListParagraph"/>
-        <w:numPr>
-          <w:ilvl w:val="0"/>
-          <w:numId w:val="1"/>
-        </w:numPr>
-      </w:pPr>
-      <w:r>
-        <w:t>Com here. (Lại đây)</w:t>
+        <w:t>Le</w:t>
+      </w:r>
+      <w:r>
+        <w:t>t’s</w:t>
+      </w:r>
+      <w:r>
+        <w:t xml:space="preserve"> </w:t>
+      </w:r>
+      <w:r>
+        <w:t>g</w:t>
+      </w:r>
+      <w:r>
+        <w:t>o home. (Chúng ta về nhà)</w:t>
+      </w:r>
+    </w:p>
+    <w:p>
+      <w:pPr>
+        <w:pStyle w:val="ListParagraph"/>
+        <w:numPr>
+          <w:ilvl w:val="0"/>
+          <w:numId w:val="1"/>
+        </w:numPr>
+      </w:pPr>
+      <w:r>
+        <w:t>Com</w:t>
+      </w:r>
+      <w:r>
+        <w:t>e</w:t>
+      </w:r>
+      <w:r>
+        <w:t xml:space="preserve"> here. (Lại đây)</w:t>
       </w:r>
     </w:p>
     <w:p>
